--- a/CA02/CA02_Code_Review.docx
+++ b/CA02/CA02_Code_Review.docx
@@ -14,7 +14,6 @@
         <w:t>CA02 Naive Bayes Spam Classifier – Solution Strategy and Code Review</w:t>
       </w:r>
     </w:p>
-    <w:p/>
     <w:p>
       <w:pPr>
         <w:pStyle w:val="Heading1"/>
@@ -381,7 +380,6 @@
         </w:numPr>
       </w:pPr>
       <w:r>
-        <w:lastRenderedPageBreak/>
         <w:t>When a match is found, sets features_</w:t>
       </w:r>
       <w:proofErr w:type="gramStart"/>
@@ -412,6 +410,7 @@
         </w:numPr>
       </w:pPr>
       <w:r>
+        <w:lastRenderedPageBreak/>
         <w:t>Assigns labels from filename: if file name starts with 'spmsg', label is 1 (spam), else 0.</w:t>
       </w:r>
     </w:p>
@@ -730,7 +729,6 @@
         </w:numPr>
       </w:pPr>
       <w:r>
-        <w:lastRenderedPageBreak/>
         <w:t>Labeling depends only on filename prefix. If file naming conventions change, labels break silently.</w:t>
       </w:r>
     </w:p>
@@ -739,6 +737,7 @@
         <w:pStyle w:val="Heading1"/>
       </w:pPr>
       <w:r>
+        <w:lastRenderedPageBreak/>
         <w:t>3. Alternate approach / improved design (recommended)</w:t>
       </w:r>
     </w:p>
@@ -1053,7 +1052,7 @@
   <w:abstractNum w:abstractNumId="8" w15:restartNumberingAfterBreak="0">
     <w:nsid w:val="FFFFFF89"/>
     <w:multiLevelType w:val="singleLevel"/>
-    <w:tmpl w:val="AF34F576"/>
+    <w:tmpl w:val="AF3AE8B4"/>
     <w:lvl w:ilvl="0">
       <w:start w:val="1"/>
       <w:numFmt w:val="bullet"/>
